--- a/applications_generated/canonical_software_engineer_graduate_level_python_cloud/ATS_RESUME.docx
+++ b/applications_generated/canonical_software_engineer_graduate_level_python_cloud/ATS_RESUME.docx
@@ -594,31 +594,31 @@
       </w:rPr>
     </w:lvl>
   </w:abstractNum>
-  <w:num w:numId="1" w16cid:durableId="1320965762">
+  <w:num w:numId="1" w16cid:durableId="671562813">
     <w:abstractNumId w:val="8"/>
   </w:num>
-  <w:num w:numId="2" w16cid:durableId="968510307">
+  <w:num w:numId="2" w16cid:durableId="1855803404">
     <w:abstractNumId w:val="6"/>
   </w:num>
-  <w:num w:numId="3" w16cid:durableId="5136461">
+  <w:num w:numId="3" w16cid:durableId="265309479">
     <w:abstractNumId w:val="5"/>
   </w:num>
-  <w:num w:numId="4" w16cid:durableId="993754434">
+  <w:num w:numId="4" w16cid:durableId="536433176">
     <w:abstractNumId w:val="4"/>
   </w:num>
-  <w:num w:numId="5" w16cid:durableId="1097944414">
+  <w:num w:numId="5" w16cid:durableId="1209335908">
     <w:abstractNumId w:val="7"/>
   </w:num>
-  <w:num w:numId="6" w16cid:durableId="1724252731">
+  <w:num w:numId="6" w16cid:durableId="1409036705">
     <w:abstractNumId w:val="3"/>
   </w:num>
-  <w:num w:numId="7" w16cid:durableId="2057388005">
+  <w:num w:numId="7" w16cid:durableId="1330135714">
     <w:abstractNumId w:val="2"/>
   </w:num>
-  <w:num w:numId="8" w16cid:durableId="1269847584">
+  <w:num w:numId="8" w16cid:durableId="718676143">
     <w:abstractNumId w:val="1"/>
   </w:num>
-  <w:num w:numId="9" w16cid:durableId="2087410217">
+  <w:num w:numId="9" w16cid:durableId="850417100">
     <w:abstractNumId w:val="0"/>
   </w:num>
 </w:numbering>

--- a/applications_generated/canonical_software_engineer_graduate_level_python_cloud/ATS_RESUME.docx
+++ b/applications_generated/canonical_software_engineer_graduate_level_python_cloud/ATS_RESUME.docx
@@ -594,31 +594,31 @@
       </w:rPr>
     </w:lvl>
   </w:abstractNum>
-  <w:num w:numId="1" w16cid:durableId="671562813">
+  <w:num w:numId="1" w16cid:durableId="1360011523">
     <w:abstractNumId w:val="8"/>
   </w:num>
-  <w:num w:numId="2" w16cid:durableId="1855803404">
+  <w:num w:numId="2" w16cid:durableId="396707645">
     <w:abstractNumId w:val="6"/>
   </w:num>
-  <w:num w:numId="3" w16cid:durableId="265309479">
+  <w:num w:numId="3" w16cid:durableId="797458049">
     <w:abstractNumId w:val="5"/>
   </w:num>
-  <w:num w:numId="4" w16cid:durableId="536433176">
+  <w:num w:numId="4" w16cid:durableId="606471494">
     <w:abstractNumId w:val="4"/>
   </w:num>
-  <w:num w:numId="5" w16cid:durableId="1209335908">
+  <w:num w:numId="5" w16cid:durableId="883372076">
     <w:abstractNumId w:val="7"/>
   </w:num>
-  <w:num w:numId="6" w16cid:durableId="1409036705">
+  <w:num w:numId="6" w16cid:durableId="356737866">
     <w:abstractNumId w:val="3"/>
   </w:num>
-  <w:num w:numId="7" w16cid:durableId="1330135714">
+  <w:num w:numId="7" w16cid:durableId="573706847">
     <w:abstractNumId w:val="2"/>
   </w:num>
-  <w:num w:numId="8" w16cid:durableId="718676143">
+  <w:num w:numId="8" w16cid:durableId="461967829">
     <w:abstractNumId w:val="1"/>
   </w:num>
-  <w:num w:numId="9" w16cid:durableId="850417100">
+  <w:num w:numId="9" w16cid:durableId="103114755">
     <w:abstractNumId w:val="0"/>
   </w:num>
 </w:numbering>
